--- a/word_reports/LP_0075_위치_220_Bee Gees_Main Course.docx
+++ b/word_reports/LP_0075_위치_220_Bee Gees_Main Course.docx
@@ -4,7 +4,7 @@
   <w:body>
     <w:p>
       <w:pPr>
-        <w:spacing w:after="280"/>
+        <w:spacing w:after="80"/>
       </w:pPr>
       <w:r>
         <w:rPr w:rFonts="맑은 고딕">
@@ -13,94 +13,47 @@
           <w:color w:val="1E3A8A"/>
           <w:sz w:val="30"/>
         </w:rPr>
-        <w:t>[220] Bee Gees - Main Course</w:t>
+        <w:t>Bee Gees (비지스) - Main Course</w:t>
       </w:r>
     </w:p>
     <w:p>
       <w:pPr>
-        <w:spacing w:after="320"/>
+        <w:spacing w:after="240"/>
       </w:pPr>
       <w:r>
         <w:rPr w:rFonts="맑은 고딕">
           <w:rFonts w:ascii="맑은 고딕" w:hAnsi="맑은 고딕" w:eastAsia="맑은 고딕"/>
           <w:b/>
-          <w:sz w:val="20"/>
+          <w:color w:val="4B5563"/>
+          <w:sz w:val="22"/>
         </w:rPr>
-        <w:t>■ 위치 : 220</w:t>
-        <w:br/>
-      </w:r>
-      <w:r>
-        <w:rPr w:rFonts="맑은 고딕">
-          <w:rFonts w:ascii="맑은 고딕" w:hAnsi="맑은 고딕" w:eastAsia="맑은 고딕"/>
-          <w:b/>
-          <w:sz w:val="20"/>
-        </w:rPr>
-        <w:t>■ 아티스트 : Bee Gees</w:t>
-        <w:br/>
-      </w:r>
-      <w:r>
-        <w:rPr w:rFonts="맑은 고딕">
-          <w:rFonts w:ascii="맑은 고딕" w:hAnsi="맑은 고딕" w:eastAsia="맑은 고딕"/>
-          <w:b/>
-          <w:sz w:val="20"/>
-        </w:rPr>
-        <w:t>■ 앨범명 : Main Course</w:t>
-        <w:br/>
-      </w:r>
-      <w:r>
-        <w:rPr w:rFonts="맑은 고딕">
-          <w:rFonts w:ascii="맑은 고딕" w:hAnsi="맑은 고딕" w:eastAsia="맑은 고딕"/>
-          <w:b w:val="0"/>
-          <w:sz w:val="20"/>
-        </w:rPr>
-        <w:t>■ 음반 레이블 : RSO Records</w:t>
-        <w:br/>
-      </w:r>
-      <w:r>
-        <w:rPr w:rFonts="맑은 고딕">
-          <w:rFonts w:ascii="맑은 고딕" w:hAnsi="맑은 고딕" w:eastAsia="맑은 고딕"/>
-          <w:b w:val="0"/>
-          <w:sz w:val="20"/>
-        </w:rPr>
-        <w:t>■ 발매년도 : 1975</w:t>
-        <w:br/>
-      </w:r>
-      <w:r>
-        <w:rPr w:rFonts="맑은 고딕">
-          <w:rFonts w:ascii="맑은 고딕" w:hAnsi="맑은 고딕" w:eastAsia="맑은 고딕"/>
-          <w:b w:val="0"/>
-          <w:sz w:val="20"/>
-        </w:rPr>
-        <w:t>■ 장르 : 팝 록(Pop Rock), 블루아이드 소울(Blue-Eyed Soul), 디스코(Disco), 펑크(Funk)</w:t>
-        <w:br/>
-      </w:r>
-      <w:r>
-        <w:rPr w:rFonts="맑은 고딕">
-          <w:rFonts w:ascii="맑은 고딕" w:hAnsi="맑은 고딕" w:eastAsia="맑은 고딕"/>
-          <w:b w:val="0"/>
-          <w:sz w:val="20"/>
-        </w:rPr>
-        <w:t>■ 주요 수록곡 : Jive Talkin', Nights on Broadway, Fanny (Be Tender with My Love), Edge of the Universe, Come On Over</w:t>
-        <w:br/>
+        <w:t>위치 :  220</w:t>
       </w:r>
     </w:p>
     <w:p>
       <w:pPr>
-        <w:spacing w:after="160"/>
+        <w:spacing w:line="324" w:lineRule="auto" w:before="80" w:after="160"/>
       </w:pPr>
       <w:r>
         <w:rPr w:rFonts="맑은 고딕">
           <w:rFonts w:ascii="맑은 고딕" w:hAnsi="맑은 고딕" w:eastAsia="맑은 고딕"/>
           <w:b/>
           <w:color w:val="1F2937"/>
-          <w:sz w:val="24"/>
+          <w:sz w:val="22"/>
         </w:rPr>
-        <w:t>■ 음반 해설 및 감상 가이드</w:t>
+        <w:t xml:space="preserve">[음반 소개] </w:t>
+      </w:r>
+      <w:r>
+        <w:rPr w:rFonts="맑은 고딕">
+          <w:rFonts w:ascii="맑은 고딕" w:hAnsi="맑은 고딕" w:eastAsia="맑은 고딕"/>
+          <w:b w:val="0"/>
+          <w:sz w:val="21"/>
+        </w:rPr>
       </w:r>
     </w:p>
     <w:p>
       <w:pPr>
-        <w:spacing w:line="312" w:lineRule="auto" w:after="120"/>
+        <w:spacing w:line="324" w:lineRule="auto" w:after="120"/>
       </w:pPr>
       <w:r>
         <w:rPr w:rFonts="맑은 고딕">
@@ -108,51 +61,639 @@
           <w:b w:val="0"/>
           <w:sz w:val="21"/>
         </w:rPr>
-        <w:t>1975년에 발표된 비지스(Bee Gees)의 열세 번째 스튜디오 앨범 《Main Course》는 그룹의 음악적 여정에서 가장 결정적이면서도 찬란한 전환점이 된 명반입니다. 1960년대 후반을 풍미했던 오케스트라 팝과 포크록의 그늘에서 벗어나, 당대 최고의 프로듀서 아리프 마딘(Arif Mardin)과의 협업을 통해 마이애미의 소울풀한 R&amp;B와 펑크(Funk) 리듬을 적극적으로 수용했습니다. 이 앨범은 침체기에 빠져 있던 비지스에게 화려한 부활을 선사했을 뿐만 아니라, 향후 세계 대중음악계를 흔들게 될 '디스코 시대'의 거대한 서막을 연 작품으로 평가받습니다.</w:t>
+        <w:t>침체라는 긴 밤의 터널을 지나 비지스가 음악적 환골탈태를 이루어낸 1975년의 걸작 *Main Course*는 팝 음악사에 불멸의 분기점을 아로새긴 기념비적 음반입니다. 서정적인 오케스트럴 팝과 포크 발라드의 기품을 간직한 채 마이애미 사운드의 농밀한 R&amp;B와 훵크(Funk)의 심장 박동을 과감히 수용한 이 작품은, 훗날 전 세계를 뒤흔든 디스코 열풍을 향해 띄운 가장 세련되고 우아한 서곡이었습니다. 배리 깁의 매혹적인 팔세토(가성) 창법이 처음으로 유려하게 날아오르며 빚어낸 3형제의 하모니는, 반세기가 흐른 오늘날에도 아날로그 바이닐의 홈 속에서 찬란한 생명력으로 약동합니다.</w:t>
       </w:r>
     </w:p>
     <w:p>
       <w:pPr>
-        <w:spacing w:line="312" w:lineRule="auto" w:after="120"/>
+        <w:spacing w:line="324" w:lineRule="auto" w:before="200" w:after="80"/>
       </w:pPr>
+      <w:r>
+        <w:rPr w:rFonts="맑은 고딕">
+          <w:rFonts w:ascii="맑은 고딕" w:hAnsi="맑은 고딕" w:eastAsia="맑은 고딕"/>
+          <w:b/>
+          <w:color w:val="1E3A8A"/>
+          <w:sz w:val="24"/>
+        </w:rPr>
+        <w:t>1. 음반 데이터</w:t>
+      </w:r>
+    </w:p>
+    <w:p>
+      <w:pPr>
+        <w:spacing w:line="324" w:lineRule="auto" w:after="80"/>
+      </w:pPr>
+      <w:r>
+        <w:rPr w:rFonts="맑은 고딕">
+          <w:rFonts w:ascii="맑은 고딕" w:hAnsi="맑은 고딕" w:eastAsia="맑은 고딕"/>
+          <w:b w:val="0"/>
+          <w:color w:val="6B7280"/>
+          <w:sz w:val="21"/>
+        </w:rPr>
+        <w:t xml:space="preserve">· </w:t>
+      </w:r>
+      <w:r>
+        <w:rPr w:rFonts="맑은 고딕">
+          <w:rFonts w:ascii="맑은 고딕" w:hAnsi="맑은 고딕" w:eastAsia="맑은 고딕"/>
+          <w:b/>
+          <w:color w:val="1F2937"/>
+          <w:sz w:val="21"/>
+        </w:rPr>
+        <w:t xml:space="preserve">앨범명: </w:t>
+      </w:r>
       <w:r>
         <w:rPr w:rFonts="맑은 고딕">
           <w:rFonts w:ascii="맑은 고딕" w:hAnsi="맑은 고딕" w:eastAsia="맑은 고딕"/>
           <w:b w:val="0"/>
           <w:sz w:val="21"/>
         </w:rPr>
-        <w:t>음악적으로 《Main Course》는 비지스 사운드의 가장 큰 시그니처라 할 수 있는 배리 깁(Barry Gibb)의 독보적인 팔세토(가성) 공법이 본격적으로 피어난 음반입니다. 특히 명곡 〈Nights on Broadway〉의 녹음 과정에서 프로듀서의 제안으로 시도된 배리의 고혹적인 팔세토 보컬은 깁 삼형제 특유의 촘촘하고 완벽한 삼부 화음과 어우러져 깊은 전율을 선사합니다. 여기에 신디사이저의 감각적인 사용과 정교한 리듬 섹션이 더해지며 기존의 팝 음악이 지니고 있던 한계를 넘어선 세련된 사운드 스펙트럼을 완성해 냈습니다.</w:t>
+        <w:t>Main Course</w:t>
       </w:r>
     </w:p>
     <w:p>
       <w:pPr>
-        <w:spacing w:line="312" w:lineRule="auto" w:after="120"/>
+        <w:spacing w:line="324" w:lineRule="auto" w:after="80"/>
       </w:pPr>
+      <w:r>
+        <w:rPr w:rFonts="맑은 고딕">
+          <w:rFonts w:ascii="맑은 고딕" w:hAnsi="맑은 고딕" w:eastAsia="맑은 고딕"/>
+          <w:b w:val="0"/>
+          <w:color w:val="6B7280"/>
+          <w:sz w:val="21"/>
+        </w:rPr>
+        <w:t xml:space="preserve">· </w:t>
+      </w:r>
+      <w:r>
+        <w:rPr w:rFonts="맑은 고딕">
+          <w:rFonts w:ascii="맑은 고딕" w:hAnsi="맑은 고딕" w:eastAsia="맑은 고딕"/>
+          <w:b/>
+          <w:color w:val="1F2937"/>
+          <w:sz w:val="21"/>
+        </w:rPr>
+        <w:t xml:space="preserve">아티스트: </w:t>
+      </w:r>
       <w:r>
         <w:rPr w:rFonts="맑은 고딕">
           <w:rFonts w:ascii="맑은 고딕" w:hAnsi="맑은 고딕" w:eastAsia="맑은 고딕"/>
           <w:b w:val="0"/>
           <w:sz w:val="21"/>
         </w:rPr>
-        <w:t>대표곡 〈Jive Talkin'〉은 마이애미의 다리를 차로 건널 때 나던 리드미컬한 소리에서 영감을 얻은 베이스라인이 인상적인 트랙으로, 빌보드 싱글 차트 1위를 차지하며 펑키한 댄스 팝의 새로운 기준을 제시했습니다. 또한, 애절한 멜로디와 밀도 높은 하모니가 돋보이는 R&amp;B 발라드 〈Fanny (Be Tender with My Love)〉는 이들의 뛰어난 작곡 역량을 다시금 증명해 줍니다. 앨범 전반에 걸쳐 유기적으로 배치된 트랙들은 듣는 이로 하여금 1970년대 도시의 밤이 지닌 낭만과 화려한 열정을 동시에 경험하게 합니다.</w:t>
+        <w:t>Bee Gees (비지스)</w:t>
       </w:r>
     </w:p>
     <w:p>
       <w:pPr>
-        <w:spacing w:line="312" w:lineRule="auto" w:after="120"/>
+        <w:spacing w:line="324" w:lineRule="auto" w:after="80"/>
       </w:pPr>
+      <w:r>
+        <w:rPr w:rFonts="맑은 고딕">
+          <w:rFonts w:ascii="맑은 고딕" w:hAnsi="맑은 고딕" w:eastAsia="맑은 고딕"/>
+          <w:b w:val="0"/>
+          <w:color w:val="6B7280"/>
+          <w:sz w:val="21"/>
+        </w:rPr>
+        <w:t xml:space="preserve">· </w:t>
+      </w:r>
+      <w:r>
+        <w:rPr w:rFonts="맑은 고딕">
+          <w:rFonts w:ascii="맑은 고딕" w:hAnsi="맑은 고딕" w:eastAsia="맑은 고딕"/>
+          <w:b/>
+          <w:color w:val="1F2937"/>
+          <w:sz w:val="21"/>
+        </w:rPr>
+        <w:t xml:space="preserve">발매 정보: </w:t>
+      </w:r>
       <w:r>
         <w:rPr w:rFonts="맑은 고딕">
           <w:rFonts w:ascii="맑은 고딕" w:hAnsi="맑은 고딕" w:eastAsia="맑은 고딕"/>
           <w:b w:val="0"/>
           <w:sz w:val="21"/>
         </w:rPr>
-        <w:t>결론적으로 《Main Course》는 단순한 스타일의 변화를 넘어, 팝 역사상 가장 성공적인 음악적 재발명(Reinvention)으로 손꼽힙니다. 본 음반에서 완성된 세련된 그루브와 유려한 화음의 조화는 훗날 전 세계를 매료시킨 영화 《토요일 밤의 열기(Saturday Night Fever)》 사운드트랙의 폭발적인 대성공을 가능하게 한 결정적 토대가 되었습니다. LP의 따뜻한 아날로그 질감을 통해 전해지는 비지스의 경이로운 음색과 리듬은 세월이 흐른 지금도 여전히 변함없는 매혹을 발산합니다.</w:t>
+        <w:t>1975년 6월 RSO 레코드를 통해 발매된 비지스의 통산 열세 번째 정규 앨범입니다. 전설적인 명프로듀서 아리프 마딘(Arif Mardin)의 지휘 아래 미국 플로리다 마이애미의 크라이테리아 스튜디오(Criteria Studios)에서 녹음되었으며, 밴드의 정체성을 서정적인 포크 록에서 블루아이드 소울(Blue-eyed Soul)과 세련된 댄스 팝으로 극적으로 전향시킨 역사적 명반입니다.</w:t>
+      </w:r>
+    </w:p>
+    <w:p>
+      <w:pPr>
+        <w:spacing w:line="324" w:lineRule="auto" w:after="80"/>
+      </w:pPr>
+      <w:r>
+        <w:rPr w:rFonts="맑은 고딕">
+          <w:rFonts w:ascii="맑은 고딕" w:hAnsi="맑은 고딕" w:eastAsia="맑은 고딕"/>
+          <w:b w:val="0"/>
+          <w:color w:val="6B7280"/>
+          <w:sz w:val="21"/>
+        </w:rPr>
+        <w:t xml:space="preserve">· </w:t>
+      </w:r>
+      <w:r>
+        <w:rPr w:rFonts="맑은 고딕">
+          <w:rFonts w:ascii="맑은 고딕" w:hAnsi="맑은 고딕" w:eastAsia="맑은 고딕"/>
+          <w:b/>
+          <w:color w:val="1F2937"/>
+          <w:sz w:val="21"/>
+        </w:rPr>
+        <w:t xml:space="preserve">LP 인기도(판매량): </w:t>
+      </w:r>
+      <w:r>
+        <w:rPr w:rFonts="맑은 고딕">
+          <w:rFonts w:ascii="맑은 고딕" w:hAnsi="맑은 고딕" w:eastAsia="맑은 고딕"/>
+          <w:b w:val="0"/>
+          <w:sz w:val="21"/>
+        </w:rPr>
+        <w:t>발매 직후 미국 빌보드 200 앨범 차트 14위에 오르고 캐나다 차트 정상을 차지하며 RIAA 골드 인증을 획득했습니다. 리드 싱글 "Jive Talkin'"이 빌보드 핫 100 1위를 거머쥐고, "Nights on Broadway"가 7위에 오르는 등 폭발적인 반응을 이끌어내며 비지스에게 화려한 상업적 부활과 제2의 전성기를 안겨주었습니다.</w:t>
+      </w:r>
+    </w:p>
+    <w:p>
+      <w:pPr>
+        <w:spacing w:line="324" w:lineRule="auto" w:after="80"/>
+      </w:pPr>
+      <w:r>
+        <w:rPr w:rFonts="맑은 고딕">
+          <w:rFonts w:ascii="맑은 고딕" w:hAnsi="맑은 고딕" w:eastAsia="맑은 고딕"/>
+          <w:b w:val="0"/>
+          <w:color w:val="6B7280"/>
+          <w:sz w:val="21"/>
+        </w:rPr>
+        <w:t xml:space="preserve">· </w:t>
+      </w:r>
+      <w:r>
+        <w:rPr w:rFonts="맑은 고딕">
+          <w:rFonts w:ascii="맑은 고딕" w:hAnsi="맑은 고딕" w:eastAsia="맑은 고딕"/>
+          <w:b/>
+          <w:color w:val="1F2937"/>
+          <w:sz w:val="21"/>
+        </w:rPr>
+        <w:t xml:space="preserve">각종 수상경력: </w:t>
+      </w:r>
+      <w:r>
+        <w:rPr w:rFonts="맑은 고딕">
+          <w:rFonts w:ascii="맑은 고딕" w:hAnsi="맑은 고딕" w:eastAsia="맑은 고딕"/>
+          <w:b w:val="0"/>
+          <w:sz w:val="21"/>
+        </w:rPr>
+        <w:t>그래미 어워드 '최우수 팝 보컬 퍼포먼스' 부문 후보에 올랐으며, 평단으로부터 "팝 역사상 가장 극적이고 완벽한 음악적 변신"이라는 찬사를 받았습니다. 후일 비지스가 로큰롤 명예의 전당과 작곡가 명예의 전당에 헌액되는 데 있어 결정적 전환점이 된 음반으로 평가받습니다.</w:t>
+      </w:r>
+    </w:p>
+    <w:p>
+      <w:pPr>
+        <w:spacing w:line="324" w:lineRule="auto" w:before="200" w:after="80"/>
+      </w:pPr>
+      <w:r>
+        <w:rPr w:rFonts="맑은 고딕">
+          <w:rFonts w:ascii="맑은 고딕" w:hAnsi="맑은 고딕" w:eastAsia="맑은 고딕"/>
+          <w:b/>
+          <w:color w:val="1E3A8A"/>
+          <w:sz w:val="24"/>
+        </w:rPr>
+        <w:t>2. 아티스트 정보</w:t>
+      </w:r>
+    </w:p>
+    <w:p>
+      <w:pPr>
+        <w:spacing w:line="324" w:lineRule="auto" w:after="80"/>
+      </w:pPr>
+      <w:r>
+        <w:rPr w:rFonts="맑은 고딕">
+          <w:rFonts w:ascii="맑은 고딕" w:hAnsi="맑은 고딕" w:eastAsia="맑은 고딕"/>
+          <w:b w:val="0"/>
+          <w:color w:val="6B7280"/>
+          <w:sz w:val="21"/>
+        </w:rPr>
+        <w:t xml:space="preserve">· </w:t>
+      </w:r>
+      <w:r>
+        <w:rPr w:rFonts="맑은 고딕">
+          <w:rFonts w:ascii="맑은 고딕" w:hAnsi="맑은 고딕" w:eastAsia="맑은 고딕"/>
+          <w:b/>
+          <w:color w:val="1F2937"/>
+          <w:sz w:val="21"/>
+        </w:rPr>
+        <w:t xml:space="preserve">국적: </w:t>
+      </w:r>
+      <w:r>
+        <w:rPr w:rFonts="맑은 고딕">
+          <w:rFonts w:ascii="맑은 고딕" w:hAnsi="맑은 고딕" w:eastAsia="맑은 고딕"/>
+          <w:b w:val="0"/>
+          <w:sz w:val="21"/>
+        </w:rPr>
+        <w:t>영국 (유년기 호주 이주 후 영국에서 본격 활동)</w:t>
+      </w:r>
+    </w:p>
+    <w:p>
+      <w:pPr>
+        <w:spacing w:line="324" w:lineRule="auto" w:after="80"/>
+      </w:pPr>
+      <w:r>
+        <w:rPr w:rFonts="맑은 고딕">
+          <w:rFonts w:ascii="맑은 고딕" w:hAnsi="맑은 고딕" w:eastAsia="맑은 고딕"/>
+          <w:b w:val="0"/>
+          <w:color w:val="6B7280"/>
+          <w:sz w:val="21"/>
+        </w:rPr>
+        <w:t xml:space="preserve">· </w:t>
+      </w:r>
+      <w:r>
+        <w:rPr w:rFonts="맑은 고딕">
+          <w:rFonts w:ascii="맑은 고딕" w:hAnsi="맑은 고딕" w:eastAsia="맑은 고딕"/>
+          <w:b/>
+          <w:color w:val="1F2937"/>
+          <w:sz w:val="21"/>
+        </w:rPr>
+        <w:t xml:space="preserve">생몰년도: </w:t>
+      </w:r>
+      <w:r>
+        <w:rPr w:rFonts="맑은 고딕">
+          <w:rFonts w:ascii="맑은 고딕" w:hAnsi="맑은 고딕" w:eastAsia="맑은 고딕"/>
+          <w:b w:val="0"/>
+          <w:sz w:val="21"/>
+        </w:rPr>
+        <w:t>배리 깁(Barry Gibb, 1946~ ), 로빈 깁(Robin Gibb, 1949~2012), 모리스 깁(Maurice Gibb, 1949~2003) / 결성 1958년</w:t>
+      </w:r>
+    </w:p>
+    <w:p>
+      <w:pPr>
+        <w:spacing w:line="324" w:lineRule="auto" w:after="80"/>
+      </w:pPr>
+      <w:r>
+        <w:rPr w:rFonts="맑은 고딕">
+          <w:rFonts w:ascii="맑은 고딕" w:hAnsi="맑은 고딕" w:eastAsia="맑은 고딕"/>
+          <w:b w:val="0"/>
+          <w:color w:val="6B7280"/>
+          <w:sz w:val="21"/>
+        </w:rPr>
+        <w:t xml:space="preserve">· </w:t>
+      </w:r>
+      <w:r>
+        <w:rPr w:rFonts="맑은 고딕">
+          <w:rFonts w:ascii="맑은 고딕" w:hAnsi="맑은 고딕" w:eastAsia="맑은 고딕"/>
+          <w:b/>
+          <w:color w:val="1F2937"/>
+          <w:sz w:val="21"/>
+        </w:rPr>
+        <w:t xml:space="preserve">그룹 소속: </w:t>
+      </w:r>
+      <w:r>
+        <w:rPr w:rFonts="맑은 고딕">
+          <w:rFonts w:ascii="맑은 고딕" w:hAnsi="맑은 고딕" w:eastAsia="맑은 고딕"/>
+          <w:b w:val="0"/>
+          <w:sz w:val="21"/>
+        </w:rPr>
+        <w:t>3인조 형제 보컬/작곡 그룹 (비지스 / Bee Gees)</w:t>
+      </w:r>
+    </w:p>
+    <w:p>
+      <w:pPr>
+        <w:spacing w:line="324" w:lineRule="auto" w:after="80"/>
+      </w:pPr>
+      <w:r>
+        <w:rPr w:rFonts="맑은 고딕">
+          <w:rFonts w:ascii="맑은 고딕" w:hAnsi="맑은 고딕" w:eastAsia="맑은 고딕"/>
+          <w:b w:val="0"/>
+          <w:color w:val="6B7280"/>
+          <w:sz w:val="21"/>
+        </w:rPr>
+        <w:t xml:space="preserve">· </w:t>
+      </w:r>
+      <w:r>
+        <w:rPr w:rFonts="맑은 고딕">
+          <w:rFonts w:ascii="맑은 고딕" w:hAnsi="맑은 고딕" w:eastAsia="맑은 고딕"/>
+          <w:b/>
+          <w:color w:val="1F2937"/>
+          <w:sz w:val="21"/>
+        </w:rPr>
+        <w:t xml:space="preserve">아티스트 소개: </w:t>
+      </w:r>
+      <w:r>
+        <w:rPr w:rFonts="맑은 고딕">
+          <w:rFonts w:ascii="맑은 고딕" w:hAnsi="맑은 고딕" w:eastAsia="맑은 고딕"/>
+          <w:b w:val="0"/>
+          <w:sz w:val="21"/>
+        </w:rPr>
+        <w:t>배리, 로빈, 모리스 깁 삼형제로 구성된 비지스는 천부적인 혈육의 3성부 화음과 시대를 통찰하는 독보적인 송라이팅 감각으로 20세기 대중음악의 판도를 바꾼 거인입니다. 포크와 바로크 팝, 소울, 디스코에 이르기까지 장르의 한계를 유려하게 넘나들며 전 세계 2억 장 이상의 음반 판매고를 기록하였고, 비틀스에 필적하는 팝 음악의 위대한 마스터피스들을 남겼습니다.</w:t>
+      </w:r>
+    </w:p>
+    <w:p>
+      <w:pPr>
+        <w:spacing w:line="324" w:lineRule="auto" w:before="200" w:after="80"/>
+      </w:pPr>
+      <w:r>
+        <w:rPr w:rFonts="맑은 고딕">
+          <w:rFonts w:ascii="맑은 고딕" w:hAnsi="맑은 고딕" w:eastAsia="맑은 고딕"/>
+          <w:b/>
+          <w:color w:val="1E3A8A"/>
+          <w:sz w:val="24"/>
+        </w:rPr>
+        <w:t>3. 음반 상세 분석</w:t>
+      </w:r>
+    </w:p>
+    <w:p>
+      <w:pPr>
+        <w:spacing w:line="324" w:lineRule="auto" w:after="80"/>
+      </w:pPr>
+      <w:r>
+        <w:rPr w:rFonts="맑은 고딕">
+          <w:rFonts w:ascii="맑은 고딕" w:hAnsi="맑은 고딕" w:eastAsia="맑은 고딕"/>
+          <w:b w:val="0"/>
+          <w:color w:val="6B7280"/>
+          <w:sz w:val="21"/>
+        </w:rPr>
+        <w:t xml:space="preserve">· </w:t>
+      </w:r>
+      <w:r>
+        <w:rPr w:rFonts="맑은 고딕">
+          <w:rFonts w:ascii="맑은 고딕" w:hAnsi="맑은 고딕" w:eastAsia="맑은 고딕"/>
+          <w:b/>
+          <w:color w:val="1F2937"/>
+          <w:sz w:val="21"/>
+        </w:rPr>
+        <w:t xml:space="preserve">역사적 위치: </w:t>
+      </w:r>
+      <w:r>
+        <w:rPr w:rFonts="맑은 고딕">
+          <w:rFonts w:ascii="맑은 고딕" w:hAnsi="맑은 고딕" w:eastAsia="맑은 고딕"/>
+          <w:b w:val="0"/>
+          <w:sz w:val="21"/>
+        </w:rPr>
+        <w:t>1970년대 초반 침체기에 빠져 있던 비지스가 백인 팝 음악의 관습적 틀을 깨고 흑인 음악의 싱코페이션과 그루브를 체화하여 음악적 구원을 얻은 앨범입니다. 이 앨범에서 확립된 베이스라인과 브라스 편곡, 신디사이저의 질감, 그리고 배리 깁의 시그니처가 된 팔세토 보컬은 2년 뒤 전 세계를 강타한 *Saturday Night Fever*의 음악적 청사진이 되었습니다. 팝과 R&amp;B의 결합이라는 현대 대중음악의 문법을 정교하게 제시한 음악사적 전환점입니다.</w:t>
+      </w:r>
+    </w:p>
+    <w:p>
+      <w:pPr>
+        <w:spacing w:line="324" w:lineRule="auto" w:after="80"/>
+      </w:pPr>
+      <w:r>
+        <w:rPr w:rFonts="맑은 고딕">
+          <w:rFonts w:ascii="맑은 고딕" w:hAnsi="맑은 고딕" w:eastAsia="맑은 고딕"/>
+          <w:b w:val="0"/>
+          <w:color w:val="6B7280"/>
+          <w:sz w:val="21"/>
+        </w:rPr>
+        <w:t xml:space="preserve">· </w:t>
+      </w:r>
+      <w:r>
+        <w:rPr w:rFonts="맑은 고딕">
+          <w:rFonts w:ascii="맑은 고딕" w:hAnsi="맑은 고딕" w:eastAsia="맑은 고딕"/>
+          <w:b/>
+          <w:color w:val="1F2937"/>
+          <w:sz w:val="21"/>
+        </w:rPr>
+        <w:t xml:space="preserve">시대의 흔적(스토리텔링): </w:t>
+      </w:r>
+      <w:r>
+        <w:rPr w:rFonts="맑은 고딕">
+          <w:rFonts w:ascii="맑은 고딕" w:hAnsi="맑은 고딕" w:eastAsia="맑은 고딕"/>
+          <w:b w:val="0"/>
+          <w:sz w:val="21"/>
+        </w:rPr>
+        <w:t>베트남 전쟁 종전과 오일쇼크로 어두웠던 1975년의 서구 사회 속에서, 젊은이들은 우울을 떨쳐낼 새로운 박동을 갈망하고 있었습니다. 마이애미 줄리아 터틀 코즈웨이 다리를 건너며 차바퀴가 다리 이음새를 덜컹거리며 밟고 지나가던 리듬에서 영감을 얻어 탄생한 "Jive Talkin'"의 일화처럼, 이 음반에는 일상의 소음마저 낭만적인 그루브로 치환해 내던 70년대 청춘들의 문화적 해방감과 도회적인 감성이 고스란히 배어 있습니다.</w:t>
+      </w:r>
+    </w:p>
+    <w:p>
+      <w:pPr>
+        <w:spacing w:line="324" w:lineRule="auto" w:before="200" w:after="80"/>
+      </w:pPr>
+      <w:r>
+        <w:rPr w:rFonts="맑은 고딕">
+          <w:rFonts w:ascii="맑은 고딕" w:hAnsi="맑은 고딕" w:eastAsia="맑은 고딕"/>
+          <w:b/>
+          <w:color w:val="1E3A8A"/>
+          <w:sz w:val="24"/>
+        </w:rPr>
+        <w:t>4. 주요 수록곡 및 감상 제언</w:t>
+      </w:r>
+    </w:p>
+    <w:p>
+      <w:pPr>
+        <w:spacing w:line="324" w:lineRule="auto" w:after="80"/>
+      </w:pPr>
+      <w:r>
+        <w:rPr w:rFonts="맑은 고딕">
+          <w:rFonts w:ascii="맑은 고딕" w:hAnsi="맑은 고딕" w:eastAsia="맑은 고딕"/>
+          <w:b w:val="0"/>
+          <w:color w:val="6B7280"/>
+          <w:sz w:val="21"/>
+        </w:rPr>
+        <w:t xml:space="preserve">· </w:t>
+      </w:r>
+      <w:r>
+        <w:rPr w:rFonts="맑은 고딕">
+          <w:rFonts w:ascii="맑은 고딕" w:hAnsi="맑은 고딕" w:eastAsia="맑은 고딕"/>
+          <w:b/>
+          <w:color w:val="1F2937"/>
+          <w:sz w:val="21"/>
+        </w:rPr>
+        <w:t xml:space="preserve">주요 수록곡 특징: </w:t>
+      </w:r>
+      <w:r>
+        <w:rPr w:rFonts="맑은 고딕">
+          <w:rFonts w:ascii="맑은 고딕" w:hAnsi="맑은 고딕" w:eastAsia="맑은 고딕"/>
+          <w:b w:val="0"/>
+          <w:sz w:val="21"/>
+        </w:rPr>
+      </w:r>
+    </w:p>
+    <w:p>
+      <w:pPr>
+        <w:spacing w:line="324" w:lineRule="auto" w:after="80"/>
+      </w:pPr>
+      <w:r>
+        <w:rPr w:rFonts="맑은 고딕">
+          <w:rFonts w:ascii="맑은 고딕" w:hAnsi="맑은 고딕" w:eastAsia="맑은 고딕"/>
+          <w:b w:val="0"/>
+          <w:color w:val="6B7280"/>
+          <w:sz w:val="21"/>
+        </w:rPr>
+        <w:t xml:space="preserve">· </w:t>
+      </w:r>
+      <w:r>
+        <w:rPr w:rFonts="맑은 고딕">
+          <w:rFonts w:ascii="맑은 고딕" w:hAnsi="맑은 고딕" w:eastAsia="맑은 고딕"/>
+          <w:b/>
+          <w:color w:val="1F2937"/>
+          <w:sz w:val="21"/>
+        </w:rPr>
+        <w:t xml:space="preserve">"Jive Talkin'": </w:t>
+      </w:r>
+      <w:r>
+        <w:rPr w:rFonts="맑은 고딕">
+          <w:rFonts w:ascii="맑은 고딕" w:hAnsi="맑은 고딕" w:eastAsia="맑은 고딕"/>
+          <w:b w:val="0"/>
+          <w:sz w:val="21"/>
+        </w:rPr>
+        <w:t>탄력적인 베이스 리프와 찰진 리듬 기타, 신디사이저의 스타카토가 어우러져 듣는 이를 단숨에 매료시키는 훵키한 마스터피스입니다.</w:t>
+      </w:r>
+    </w:p>
+    <w:p>
+      <w:pPr>
+        <w:spacing w:line="324" w:lineRule="auto" w:after="80"/>
+      </w:pPr>
+      <w:r>
+        <w:rPr w:rFonts="맑은 고딕">
+          <w:rFonts w:ascii="맑은 고딕" w:hAnsi="맑은 고딕" w:eastAsia="맑은 고딕"/>
+          <w:b w:val="0"/>
+          <w:color w:val="6B7280"/>
+          <w:sz w:val="21"/>
+        </w:rPr>
+        <w:t xml:space="preserve">· </w:t>
+      </w:r>
+      <w:r>
+        <w:rPr w:rFonts="맑은 고딕">
+          <w:rFonts w:ascii="맑은 고딕" w:hAnsi="맑은 고딕" w:eastAsia="맑은 고딕"/>
+          <w:b/>
+          <w:color w:val="1F2937"/>
+          <w:sz w:val="21"/>
+        </w:rPr>
+        <w:t xml:space="preserve">"Nights on Broadway": </w:t>
+      </w:r>
+      <w:r>
+        <w:rPr w:rFonts="맑은 고딕">
+          <w:rFonts w:ascii="맑은 고딕" w:hAnsi="맑은 고딕" w:eastAsia="맑은 고딕"/>
+          <w:b w:val="0"/>
+          <w:sz w:val="21"/>
+        </w:rPr>
+        <w:t>긴박감 넘치는 리듬 속에서 배리 깁의 팔세토 창법이 역사상 처음으로 등장하며, 중반부의 극적인 템포 전환을 통해 처연한 서정성과 도시의 밤 풍경을 완벽히 시각화합니다.</w:t>
+      </w:r>
+    </w:p>
+    <w:p>
+      <w:pPr>
+        <w:spacing w:line="324" w:lineRule="auto" w:after="80"/>
+      </w:pPr>
+      <w:r>
+        <w:rPr w:rFonts="맑은 고딕">
+          <w:rFonts w:ascii="맑은 고딕" w:hAnsi="맑은 고딕" w:eastAsia="맑은 고딕"/>
+          <w:b w:val="0"/>
+          <w:color w:val="6B7280"/>
+          <w:sz w:val="21"/>
+        </w:rPr>
+        <w:t xml:space="preserve">· </w:t>
+      </w:r>
+      <w:r>
+        <w:rPr w:rFonts="맑은 고딕">
+          <w:rFonts w:ascii="맑은 고딕" w:hAnsi="맑은 고딕" w:eastAsia="맑은 고딕"/>
+          <w:b/>
+          <w:color w:val="1F2937"/>
+          <w:sz w:val="21"/>
+        </w:rPr>
+        <w:t xml:space="preserve">"Fanny (Be Tender with My Love)": </w:t>
+      </w:r>
+      <w:r>
+        <w:rPr w:rFonts="맑은 고딕">
+          <w:rFonts w:ascii="맑은 고딕" w:hAnsi="맑은 고딕" w:eastAsia="맑은 고딕"/>
+          <w:b w:val="0"/>
+          <w:sz w:val="21"/>
+        </w:rPr>
+        <w:t>비지스 특유의 비장미 넘치는 멜로디 감각과 유려한 현악 오케스트레이션이 극대화된 최고급 블루아이드 소울 발라드입니다.</w:t>
+      </w:r>
+    </w:p>
+    <w:p>
+      <w:pPr>
+        <w:spacing w:line="324" w:lineRule="auto" w:after="80"/>
+      </w:pPr>
+      <w:r>
+        <w:rPr w:rFonts="맑은 고딕">
+          <w:rFonts w:ascii="맑은 고딕" w:hAnsi="맑은 고딕" w:eastAsia="맑은 고딕"/>
+          <w:b w:val="0"/>
+          <w:color w:val="6B7280"/>
+          <w:sz w:val="21"/>
+        </w:rPr>
+        <w:t xml:space="preserve">· </w:t>
+      </w:r>
+      <w:r>
+        <w:rPr w:rFonts="맑은 고딕">
+          <w:rFonts w:ascii="맑은 고딕" w:hAnsi="맑은 고딕" w:eastAsia="맑은 고딕"/>
+          <w:b/>
+          <w:color w:val="1F2937"/>
+          <w:sz w:val="21"/>
+        </w:rPr>
+        <w:t xml:space="preserve">"Edge of the Universe": </w:t>
+      </w:r>
+      <w:r>
+        <w:rPr w:rFonts="맑은 고딕">
+          <w:rFonts w:ascii="맑은 고딕" w:hAnsi="맑은 고딕" w:eastAsia="맑은 고딕"/>
+          <w:b w:val="0"/>
+          <w:sz w:val="21"/>
+        </w:rPr>
+        <w:t>신비로운 신화적 상상력과 드라마틱한 보컬 하모니가 돋보이는 아트 팝 트랙입니다.</w:t>
+      </w:r>
+    </w:p>
+    <w:p>
+      <w:pPr>
+        <w:spacing w:line="324" w:lineRule="auto" w:after="80"/>
+      </w:pPr>
+      <w:r>
+        <w:rPr w:rFonts="맑은 고딕">
+          <w:rFonts w:ascii="맑은 고딕" w:hAnsi="맑은 고딕" w:eastAsia="맑은 고딕"/>
+          <w:b w:val="0"/>
+          <w:color w:val="6B7280"/>
+          <w:sz w:val="21"/>
+        </w:rPr>
+        <w:t xml:space="preserve">· </w:t>
+      </w:r>
+      <w:r>
+        <w:rPr w:rFonts="맑은 고딕">
+          <w:rFonts w:ascii="맑은 고딕" w:hAnsi="맑은 고딕" w:eastAsia="맑은 고딕"/>
+          <w:b/>
+          <w:color w:val="1F2937"/>
+          <w:sz w:val="21"/>
+        </w:rPr>
+        <w:t xml:space="preserve">빈티지 감상 제언: </w:t>
+      </w:r>
+      <w:r>
+        <w:rPr w:rFonts="맑은 고딕">
+          <w:rFonts w:ascii="맑은 고딕" w:hAnsi="맑은 고딕" w:eastAsia="맑은 고딕"/>
+          <w:b w:val="0"/>
+          <w:sz w:val="21"/>
+        </w:rPr>
+        <w:t>이 음반의 LP는 아리프 마딘 특유의 따뜻하고 묵직한 아날로그 베이스 톤과 화려한 브라스 섹션의 입체감이 탁월합니다. 진공관 앰프를 통해 감상할 때 배리 깁의 팔세토는 결코 귀를 자극하지 않고 비단결처럼 부드럽게 공간을 감싸며, 턴테이블의 카트리지가 긁어내는 드럼 앤 베이스의 타격감은 디지털 음원에서는 느낄 수 없는 가슴 깊은 울림과 현장감을 선사합니다.</w:t>
+      </w:r>
+    </w:p>
+    <w:p>
+      <w:pPr>
+        <w:spacing w:line="324" w:lineRule="auto" w:after="80"/>
+      </w:pPr>
+      <w:r>
+        <w:rPr w:rFonts="맑은 고딕">
+          <w:rFonts w:ascii="맑은 고딕" w:hAnsi="맑은 고딕" w:eastAsia="맑은 고딕"/>
+          <w:b w:val="0"/>
+          <w:color w:val="6B7280"/>
+          <w:sz w:val="21"/>
+        </w:rPr>
+        <w:t xml:space="preserve">· </w:t>
+      </w:r>
+      <w:r>
+        <w:rPr w:rFonts="맑은 고딕">
+          <w:rFonts w:ascii="맑은 고딕" w:hAnsi="맑은 고딕" w:eastAsia="맑은 고딕"/>
+          <w:b/>
+          <w:color w:val="1F2937"/>
+          <w:sz w:val="21"/>
+        </w:rPr>
+        <w:t xml:space="preserve">소장 가치: </w:t>
+      </w:r>
+      <w:r>
+        <w:rPr w:rFonts="맑은 고딕">
+          <w:rFonts w:ascii="맑은 고딕" w:hAnsi="맑은 고딕" w:eastAsia="맑은 고딕"/>
+          <w:b w:val="0"/>
+          <w:sz w:val="21"/>
+        </w:rPr>
+        <w:t>비지스의 영광스러운 디스코 제국이 출범하기 직전, 가장 진지하고 치열하게 음악적 본질을 탐구했던 '변혁의 순간'이 박제된 음반입니다. 앨범 커버의 상징적인 포크 앤 스푼 디자인과 함께, 1970년대 아날로그 마스터링의 순수한 온기를 완벽한 사운드스케이프로 만날 수 있는 오리지널 LP 컬렉터들의 필청 음반입니다.</w:t>
+      </w:r>
+    </w:p>
+    <w:p>
+      <w:pPr>
+        <w:spacing w:line="324" w:lineRule="auto" w:after="120" w:before="160"/>
+      </w:pPr>
+      <w:r>
+        <w:rPr w:rFonts="맑은 고딕">
+          <w:rFonts w:ascii="맑은 고딕" w:hAnsi="맑은 고딕" w:eastAsia="맑은 고딕"/>
+          <w:b/>
+          <w:color w:val="4338CA"/>
+          <w:sz w:val="21"/>
+        </w:rPr>
+        <w:t>이 음반을 통해 반세기의 시공을 뛰어넘어 마이애미의 뜨거운 그루브와 애틋한 하모니가 전해주는 감동을 다시 한번 경험해 보시는 것은 어떨까요?</w:t>
       </w:r>
     </w:p>
     <w:sectPr>
       <w:pgSz w:w="12240" w:h="15840"/>
-      <w:pgMar w:top="1440" w:right="1440" w:bottom="1440" w:left="1440" w:header="720" w:footer="720" w:gutter="0"/>
+      <w:pgMar w:top="1152" w:right="1296" w:bottom="1152" w:left="1296" w:header="720" w:footer="720" w:gutter="0"/>
       <w:cols w:space="720"/>
       <w:docGrid w:linePitch="360"/>
     </w:sectPr>

--- a/word_reports/LP_0075_위치_220_Bee Gees_Main Course.docx
+++ b/word_reports/LP_0075_위치_220_Bee Gees_Main Course.docx
@@ -32,7 +32,7 @@
     </w:p>
     <w:p>
       <w:pPr>
-        <w:spacing w:line="324" w:lineRule="auto" w:before="80" w:after="160"/>
+        <w:spacing w:line="324" w:lineRule="auto" w:before="80" w:after="120"/>
       </w:pPr>
       <w:r>
         <w:rPr w:rFonts="맑은 고딕">
@@ -42,13 +42,6 @@
           <w:sz w:val="22"/>
         </w:rPr>
         <w:t xml:space="preserve">[음반 소개] </w:t>
-      </w:r>
-      <w:r>
-        <w:rPr w:rFonts="맑은 고딕">
-          <w:rFonts w:ascii="맑은 고딕" w:hAnsi="맑은 고딕" w:eastAsia="맑은 고딕"/>
-          <w:b w:val="0"/>
-          <w:sz w:val="21"/>
-        </w:rPr>
       </w:r>
     </w:p>
     <w:p>
@@ -61,7 +54,33 @@
           <w:b w:val="0"/>
           <w:sz w:val="21"/>
         </w:rPr>
-        <w:t>침체라는 긴 밤의 터널을 지나 비지스가 음악적 환골탈태를 이루어낸 1975년의 걸작 *Main Course*는 팝 음악사에 불멸의 분기점을 아로새긴 기념비적 음반입니다. 서정적인 오케스트럴 팝과 포크 발라드의 기품을 간직한 채 마이애미 사운드의 농밀한 R&amp;B와 훵크(Funk)의 심장 박동을 과감히 수용한 이 작품은, 훗날 전 세계를 뒤흔든 디스코 열풍을 향해 띄운 가장 세련되고 우아한 서곡이었습니다. 배리 깁의 매혹적인 팔세토(가성) 창법이 처음으로 유려하게 날아오르며 빚어낸 3형제의 하모니는, 반세기가 흐른 오늘날에도 아날로그 바이닐의 홈 속에서 찬란한 생명력으로 약동합니다.</w:t>
+        <w:t>1970년대 중반, 대중음악의 지형도가 급격한 변혁을 맞이하던 시기에 비지스(Bee Gees)가 발표한 13번째 스튜디오 앨범 『Main Course』는 단순한 신보를 넘어 한 아티스트의 운명적 부활과 음악적 도약을 알린 불멸의 명반입니다. 1960년대 후반 바로크 팝과 서정적인 어쿠스틱 발라드로 전 세계를 매료시켰던 깁(Gibb) 삼형제는 70년대 초반 침체기에 직면해 있었습니다. 바로 그 절체절명의 순간, 애틀랜틱 레코드의 전설적인 프로듀서 아리프 마르딘(Arif Mardin)과의 운명적인 조우는 이들을 미국 플로리다 마이애미의 뜨거운 크라이테리어 스튜디오로 이끌었고, 그곳에서 팝 음악사의 물줄기를 바꾼 기적이 잉태되었습니다.</w:t>
+      </w:r>
+    </w:p>
+    <w:p>
+      <w:pPr>
+        <w:spacing w:line="324" w:lineRule="auto" w:after="120"/>
+      </w:pPr>
+      <w:r>
+        <w:rPr w:rFonts="맑은 고딕">
+          <w:rFonts w:ascii="맑은 고딕" w:hAnsi="맑은 고딕" w:eastAsia="맑은 고딕"/>
+          <w:b w:val="0"/>
+          <w:sz w:val="21"/>
+        </w:rPr>
+        <w:t>이 음반은 비지스가 백인 팝 밴드라는 음악적 한계를 과감히 벗어던지고, 흑인 음악의 깊은 영혼인 R&amp;B와 훵크(Funk), 그리고 마이애미 사운드의 유려한 그루브를 완벽히 체화했음을 입증한 걸작입니다. 배리 깁(Barry Gibb)의 트레이드마크가 된 매혹적인 가성(Falsetto) 창법이 공식적으로 태동한 앨범이기도 하며, 이는 깁 형제 특유의 유전적 3성 하모니와 결합하여 팝 음악이 도달할 수 있는 가장 우아하고 관능적인 앙상블을 완성해 냈습니다. 그루브의 박동 속에서도 비지스 고유의 멜로딕한 서정성을 결코 잃지 않은 작곡 철학은, 훗날 전 세계를 뒤흔든 『Saturday Night Fever』 신화의 가장 단단한 음악적 초석이 되었습니다.</w:t>
+      </w:r>
+    </w:p>
+    <w:p>
+      <w:pPr>
+        <w:spacing w:line="324" w:lineRule="auto" w:after="120"/>
+      </w:pPr>
+      <w:r>
+        <w:rPr w:rFonts="맑은 고딕">
+          <w:rFonts w:ascii="맑은 고딕" w:hAnsi="맑은 고딕" w:eastAsia="맑은 고딕"/>
+          <w:b w:val="0"/>
+          <w:sz w:val="21"/>
+        </w:rPr>
+        <w:t>세월이 반세기를 향해 흘러간 지금도 『Main Course』의 바이닐 소리골에서 피어오르는 온기는 여전히 경이롭습니다. 시대의 흐름을 맹목적으로 좇지 않고 자신들만의 화려한 하모니로 당대의 리듬을 재해석해 낸 이들의 예술혼은, 찰나의 유행을 초월하여 영원히 박동하는 음악적 품격이 무엇인지를 온몸으로 증명하고 있습니다. 상실과 좌절의 끝에서 찬란한 도회적 낭만으로 피어난 이 앨범은, 오늘날 클래식과 팝을 아우르는 모든 음악 애호가들에게 시대를 건너뛰는 깊은 감동과 전율의 울림을 선사합니다.</w:t>
       </w:r>
     </w:p>
     <w:p>
@@ -168,7 +187,7 @@
           <w:b w:val="0"/>
           <w:sz w:val="21"/>
         </w:rPr>
-        <w:t>1975년 6월 RSO 레코드를 통해 발매된 비지스의 통산 열세 번째 정규 앨범입니다. 전설적인 명프로듀서 아리프 마딘(Arif Mardin)의 지휘 아래 미국 플로리다 마이애미의 크라이테리아 스튜디오(Criteria Studios)에서 녹음되었으며, 밴드의 정체성을 서정적인 포크 록에서 블루아이드 소울(Blue-eyed Soul)과 세련된 댄스 팝으로 극적으로 전향시킨 역사적 명반입니다.</w:t>
+        <w:t>1975년 6월 RSO 레코드 발매. 명장 아리프 마르딘의 정교한 프로듀싱 하에 마이애미 크라이테리어 스튜디오에서 녹음된 비지스 제2의 전성기를 연 역사적 전환점의 음반.</w:t>
       </w:r>
     </w:p>
     <w:p>
@@ -199,7 +218,7 @@
           <w:b w:val="0"/>
           <w:sz w:val="21"/>
         </w:rPr>
-        <w:t>발매 직후 미국 빌보드 200 앨범 차트 14위에 오르고 캐나다 차트 정상을 차지하며 RIAA 골드 인증을 획득했습니다. 리드 싱글 "Jive Talkin'"이 빌보드 핫 100 1위를 거머쥐고, "Nights on Broadway"가 7위에 오르는 등 폭발적인 반응을 이끌어내며 비지스에게 화려한 상업적 부활과 제2의 전성기를 안겨주었습니다.</w:t>
+        <w:t>미국 빌보드 200 차트 14위 진입, 전미음반산업협회(RIAA) 골드 인증을 획득하며 극적인 상업적 부활을 달성. 빌보드 핫 100 1위에 오른 "Jive Talkin'"과 톱 10 히트곡 "Nights on Broadway"를 배출함.</w:t>
       </w:r>
     </w:p>
     <w:p>
@@ -230,7 +249,7 @@
           <w:b w:val="0"/>
           <w:sz w:val="21"/>
         </w:rPr>
-        <w:t>그래미 어워드 '최우수 팝 보컬 퍼포먼스' 부문 후보에 올랐으며, 평단으로부터 "팝 역사상 가장 극적이고 완벽한 음악적 변신"이라는 찬사를 받았습니다. 후일 비지스가 로큰롤 명예의 전당과 작곡가 명예의 전당에 헌액되는 데 있어 결정적 전환점이 된 음반으로 평가받습니다.</w:t>
+        <w:t>그래미 어워드 '최우수 팝 보컬 퍼포먼스' 부문 노미네이트 및 전 세계 음악 평단으로부터 비지스 커리어 최고의 음악적 성취 중 하나로 극찬받음.</w:t>
       </w:r>
     </w:p>
     <w:p>
@@ -275,7 +294,7 @@
           <w:b w:val="0"/>
           <w:sz w:val="21"/>
         </w:rPr>
-        <w:t>영국 (유년기 호주 이주 후 영국에서 본격 활동)</w:t>
+        <w:t>영국 (영국령 맨섬 출생, 호주 및 미국 활동)</w:t>
       </w:r>
     </w:p>
     <w:p>
@@ -306,7 +325,7 @@
           <w:b w:val="0"/>
           <w:sz w:val="21"/>
         </w:rPr>
-        <w:t>배리 깁(Barry Gibb, 1946~ ), 로빈 깁(Robin Gibb, 1949~2012), 모리스 깁(Maurice Gibb, 1949~2003) / 결성 1958년</w:t>
+        <w:t>1958년 결성 (배리 깁 1946년생, 로빈 깁 1949~2012년, 모리스 깁 1949~2003년)</w:t>
       </w:r>
     </w:p>
     <w:p>
@@ -337,7 +356,7 @@
           <w:b w:val="0"/>
           <w:sz w:val="21"/>
         </w:rPr>
-        <w:t>3인조 형제 보컬/작곡 그룹 (비지스 / Bee Gees)</w:t>
+        <w:t>3인조 남성 보컬/송라이팅 팝 그룹</w:t>
       </w:r>
     </w:p>
     <w:p>
@@ -368,7 +387,7 @@
           <w:b w:val="0"/>
           <w:sz w:val="21"/>
         </w:rPr>
-        <w:t>배리, 로빈, 모리스 깁 삼형제로 구성된 비지스는 천부적인 혈육의 3성부 화음과 시대를 통찰하는 독보적인 송라이팅 감각으로 20세기 대중음악의 판도를 바꾼 거인입니다. 포크와 바로크 팝, 소울, 디스코에 이르기까지 장르의 한계를 유려하게 넘나들며 전 세계 2억 장 이상의 음반 판매고를 기록하였고, 비틀스에 필적하는 팝 음악의 위대한 마스터피스들을 남겼습니다.</w:t>
+        <w:t>배리, 로빈, 모리스 깁 삼형제로 결성된 비지스는 천부적인 3부 화음과 독보적인 작곡 역량으로 팝, 록, R&amp;B, 디스코의 경계를 허문 대중음악사의 위대한 거장입니다. 시대의 변곡점마다 탁월한 음악적 감각으로 새로운 장르를 개척하며 로큰롤 명예의 전당과 작곡가 명예의 전당에 헌액되었습니다.</w:t>
       </w:r>
     </w:p>
     <w:p>
@@ -413,7 +432,7 @@
           <w:b w:val="0"/>
           <w:sz w:val="21"/>
         </w:rPr>
-        <w:t>1970년대 초반 침체기에 빠져 있던 비지스가 백인 팝 음악의 관습적 틀을 깨고 흑인 음악의 싱코페이션과 그루브를 체화하여 음악적 구원을 얻은 앨범입니다. 이 앨범에서 확립된 베이스라인과 브라스 편곡, 신디사이저의 질감, 그리고 배리 깁의 시그니처가 된 팔세토 보컬은 2년 뒤 전 세계를 강타한 *Saturday Night Fever*의 음악적 청사진이 되었습니다. 팝과 R&amp;B의 결합이라는 현대 대중음악의 문법을 정교하게 제시한 음악사적 전환점입니다.</w:t>
+        <w:t>60년대 브리티시 팝/포크 사운드에서 70년대 후반 디스코의 황금기로 넘어가는 교량 역할을 한 기념비적 앨범으로, 백인 뮤지션이 블루아이드 소울과 댄스 음악을 결합하여 이룩한 팝 음악사 최고의 예술적 모범입니다.</w:t>
       </w:r>
     </w:p>
     <w:p>
@@ -444,7 +463,7 @@
           <w:b w:val="0"/>
           <w:sz w:val="21"/>
         </w:rPr>
-        <w:t>베트남 전쟁 종전과 오일쇼크로 어두웠던 1975년의 서구 사회 속에서, 젊은이들은 우울을 떨쳐낼 새로운 박동을 갈망하고 있었습니다. 마이애미 줄리아 터틀 코즈웨이 다리를 건너며 차바퀴가 다리 이음새를 덜컹거리며 밟고 지나가던 리듬에서 영감을 얻어 탄생한 "Jive Talkin'"의 일화처럼, 이 음반에는 일상의 소음마저 낭만적인 그루브로 치환해 내던 70년대 청춘들의 문화적 해방감과 도회적인 감성이 고스란히 배어 있습니다.</w:t>
+        <w:t>베트남 전쟁 종전과 오일 쇼크의 그늘 속에서 위안을 갈구하던 1975년의 청춘들에게, 마이애미의 뜨거운 태양과 도회적 밤의 세련된 리듬을 선사하며 클럽 문화의 폭발적 낭만을 예고한 시대의 정서가 고스란히 담겨 있습니다.</w:t>
       </w:r>
     </w:p>
     <w:p>
@@ -519,7 +538,7 @@
           <w:b w:val="0"/>
           <w:sz w:val="21"/>
         </w:rPr>
-        <w:t>탄력적인 베이스 리프와 찰진 리듬 기타, 신디사이저의 스타카토가 어우러져 듣는 이를 단숨에 매료시키는 훵키한 마스터피스입니다.</w:t>
+        <w:t>마이애미 비스케인 만의 다리를 건널 때 나던 차바퀴 소리에서 영감을 얻은 베이스라인과 훵키한 그루브가 압권인 빌보드 1위 명곡.</w:t>
       </w:r>
     </w:p>
     <w:p>
@@ -550,7 +569,7 @@
           <w:b w:val="0"/>
           <w:sz w:val="21"/>
         </w:rPr>
-        <w:t>긴박감 넘치는 리듬 속에서 배리 깁의 팔세토 창법이 역사상 처음으로 등장하며, 중반부의 극적인 템포 전환을 통해 처연한 서정성과 도시의 밤 풍경을 완벽히 시각화합니다.</w:t>
+        <w:t>배리 깁의 마법 같은 팔세토가 처음으로 빛을 발하며 극적인 템포 전환과 화려한 코러스가 서정미를 극대화하는 트랙.</w:t>
       </w:r>
     </w:p>
     <w:p>
@@ -581,7 +600,7 @@
           <w:b w:val="0"/>
           <w:sz w:val="21"/>
         </w:rPr>
-        <w:t>비지스 특유의 비장미 넘치는 멜로디 감각과 유려한 현악 오케스트레이션이 극대화된 최고급 블루아이드 소울 발라드입니다.</w:t>
+        <w:t>깁 형제 특유의 애절하고 감미로운 멜로디 메이킹이 돋보이는 소울 발라드의 정수.</w:t>
       </w:r>
     </w:p>
     <w:p>
@@ -612,7 +631,7 @@
           <w:b w:val="0"/>
           <w:sz w:val="21"/>
         </w:rPr>
-        <w:t>신비로운 신화적 상상력과 드라마틱한 보컬 하모니가 돋보이는 아트 팝 트랙입니다.</w:t>
+        <w:t>프로그레시브한 구성과 웅장한 사운드스케이프로 비지스의 폭넓은 음악적 스펙트럼을 보여주는 숨은 걸작.</w:t>
       </w:r>
     </w:p>
     <w:p>
@@ -643,7 +662,7 @@
           <w:b w:val="0"/>
           <w:sz w:val="21"/>
         </w:rPr>
-        <w:t>이 음반의 LP는 아리프 마딘 특유의 따뜻하고 묵직한 아날로그 베이스 톤과 화려한 브라스 섹션의 입체감이 탁월합니다. 진공관 앰프를 통해 감상할 때 배리 깁의 팔세토는 결코 귀를 자극하지 않고 비단결처럼 부드럽게 공간을 감싸며, 턴테이블의 카트리지가 긁어내는 드럼 앤 베이스의 타격감은 디지털 음원에서는 느낄 수 없는 가슴 깊은 울림과 현장감을 선사합니다.</w:t>
+        <w:t>LP 특유의 두툼하고 탄력적인 아날로그 베이스 그루브와 신시사이저의 울림을 음미하기에 최적입니다. 진공관 앰프의 따뜻한 잔향 속에서 턴테이블 바늘이 깁 삼형제의 섬세한 보컬 하모니를 긁어낼 때, 마치 1975년 마이애미 스튜디오 한가운데 서 있는 듯한 현장감과 입체적인 음향의 순도를 온전히 만끽할 수 있습니다.</w:t>
       </w:r>
     </w:p>
     <w:p>
@@ -674,7 +693,7 @@
           <w:b w:val="0"/>
           <w:sz w:val="21"/>
         </w:rPr>
-        <w:t>비지스의 영광스러운 디스코 제국이 출범하기 직전, 가장 진지하고 치열하게 음악적 본질을 탐구했던 '변혁의 순간'이 박제된 음반입니다. 앨범 커버의 상징적인 포크 앤 스푼 디자인과 함께, 1970년대 아날로그 마스터링의 순수한 온기를 완벽한 사운드스케이프로 만날 수 있는 오리지널 LP 컬렉터들의 필청 음반입니다.</w:t>
+        <w:t>비지스의 디스코 폭풍 전야를 기록한 가장 세련되고 완성도 높은 명반이자, 아날로그 믹싱의 정수를 담고 있어 바이닐 컬렉터라면 결코 놓쳐서는 안 될 필수 소장 음반입니다.</w:t>
       </w:r>
     </w:p>
     <w:p>
@@ -688,7 +707,7 @@
           <w:color w:val="4338CA"/>
           <w:sz w:val="21"/>
         </w:rPr>
-        <w:t>이 음반을 통해 반세기의 시공을 뛰어넘어 마이애미의 뜨거운 그루브와 애틋한 하모니가 전해주는 감동을 다시 한번 경험해 보시는 것은 어떨까요?</w:t>
+        <w:t>이 음반을 통해 화려한 리듬 속에서도 잃지 않는 비지스 특유의 서정적 화음이 전해주는 감동을 다시 한번 경험해 보시는 것은 어떨까요?</w:t>
       </w:r>
     </w:p>
     <w:sectPr>
